--- a/secciones/analisis_financiero/anexo/Mallplaza_Analisis_Financiero_EN_Anexo.docx
+++ b/secciones/analisis_financiero/anexo/Mallplaza_Analisis_Financiero_EN_Anexo.docx
@@ -18,7 +18,7 @@
           <w:sz w:val="30"/>
           <w:szCs w:val="30"/>
         </w:rPr>
-        <w:t xml:space="preserve">APPENDIX: FINANCIAL ANALYSIS</w:t>
+        <w:t xml:space="preserve">APPENDICES: FINANCIAL ANALYSIS</w:t>
       </w:r>
     </w:p>
     <w:tbl>
